--- a/PUBLISHED/biol-8/homework/module-14-microbiology-questions.docx
+++ b/PUBLISHED/biol-8/homework/module-14-microbiology-questions.docx
@@ -9,37 +9,42 @@
     </w:p>
     <w:p>
       <w:r>
-        <w:t>Scope and Transmission</w:t>
+        <w:t>Prokaryotes: Structure and Diversity</w:t>
       </w:r>
     </w:p>
     <w:p>
       <w:r>
-        <w:t>What is microbiology, and why is it central to human health?  How can the same species of bacterium be harmless on one body site and pathogenic on another?  What are the main routes by which infectious agents spread from person to person or from environment to host?   Bacteria: Structure, Staining, and Culture</w:t>
+        <w:t>What is the basic structure of a prokaryotic cell? Name at least three features that differ from a typical human (eukaryotic) cell.  What does Gram staining tell us about a bacterium's cell wall? Describe the key difference between Gram-positive and Gram-negative bacteria.  What are flagella and pili, and what does each structure do for a bacterium?   Prokaryotic Reproduction and Growth</w:t>
       </w:r>
     </w:p>
     <w:p>
       <w:r>
-        <w:t>How do prokaryotic cells differ from human cells in terms of nucleus and ribosomes?  What does Gram staining reveal about the cell wall, and why might clinicians care?  Why are agar plates incubated, and what does a single isolated colony represent?  What is aseptic technique, and what is it designed to prevent?   Bacterial Pathogenesis and Antibiotics</w:t>
+        <w:t>What is binary fission, and why does it produce genetically identical offspring (clones)?  Name one of the three ways bacteria can gain new genetic material (transformation, transduction, or conjugation) and briefly describe how it works.  Why can bacterial populations evolve rapidly compared to most animals?   Bacterial Disease and Antibiotics</w:t>
       </w:r>
     </w:p>
     <w:p>
       <w:r>
-        <w:t>How can bacteria cause disease through toxins or invasion?  How do antibiotics typically differ from antiviral drugs in their targets?  Why does finishing a prescribed antibiotic course matter for resistance?   Viruses</w:t>
+        <w:t>Are all prokaryotes harmful? Give one example of a beneficial role that bacteria play.  What is antibiotic resistance, and how does natural selection explain why it develops?  Why is it important to finish an entire course of antibiotics, even if you feel better before the medication runs out?  What is MRSA, and why is it a concern in healthcare settings?   Viruses</w:t>
       </w:r>
     </w:p>
     <w:p>
       <w:r>
-        <w:t>Why are viruses described as non-living by many biologists?  Describe the steps a typical animal virus needs to complete in a host cell.  How do vaccines reduce the burden of viral disease even when they do not “cure” an active infection?   Fungi, Parasites, Prions</w:t>
+        <w:t>List two reasons why many biologists consider viruses to be non-living.  What are the basic parts of a virus? (Hint: think about the genome and the capsid.)  In simple terms, what is the difference between the lytic cycle and the lysogenic cycle?  How do vaccines help prevent viral diseases even though they do not kill the virus directly?   Fungi</w:t>
       </w:r>
     </w:p>
     <w:p>
       <w:r>
-        <w:t>How do fungi obtain nutrients, and why can immunocompromised patients be at higher risk?  What is the difference between a protozoan parasite and a helminth?  What is a prion, and how does it cause disease?   Host Defenses</w:t>
+        <w:t>How do fungi obtain their food? Why is their method of nutrition different from both plants and animals?  Why are fungal infections harder to treat than bacterial infections?  Give one example of a cutaneous (skin) fungal infection and one example of a systemic (internal) fungal infection.  Name one important ecological role that fungi play in ecosystems.   Protists, Parasites, and Prions</w:t>
       </w:r>
     </w:p>
     <w:p>
       <w:r>
-        <w:t>Name three first-line defenses and explain how each blocks or limits microbes.  What are the main signs of inflammation, and what beneficial roles does inflammation serve?  How does the inflammatory response connect to later, specific immune responses?   Lab Connections</w:t>
+        <w:t>What is the difference between a protozoan parasite and a helminth parasite? Give one example of each.  What is a prion, and how is it different from all other infectious agents (bacteria, viruses, fungi)?   Host Defenses</w:t>
+      </w:r>
+    </w:p>
+    <w:p>
+      <w:r>
+        <w:t>Name three first-line defenses the body uses to keep microbes out, and explain how each one works.  What are the four signs of inflammation, and why is inflammation actually helpful during an infection?   Putting It All Together</w:t>
       </w:r>
     </w:p>
     <w:sectPr>

--- a/PUBLISHED/biol-8/homework/module-14-microbiology-questions.docx
+++ b/PUBLISHED/biol-8/homework/module-14-microbiology-questions.docx
@@ -4,47 +4,22 @@
   <w:body>
     <w:p>
       <w:r>
-        <w:t>Module 14: Microbiology — Study Questions</w:t>
+        <w:t>Module 14: Microbiology — Practice Questions</w:t>
       </w:r>
     </w:p>
     <w:p>
       <w:r>
-        <w:t>Prokaryotes: Structure and Diversity</w:t>
+        <w:t>Overview</w:t>
       </w:r>
     </w:p>
     <w:p>
       <w:r>
-        <w:t>What is the basic structure of a prokaryotic cell? Name at least three features that differ from a typical human (eukaryotic) cell.  What does Gram staining tell us about a bacterium's cell wall? Describe the key difference between Gram-positive and Gram-negative bacteria.  What are flagella and pili, and what does each structure do for a bacterium?   Prokaryotic Reproduction and Growth</w:t>
+        <w:t>Microbiology is the study of microscopic organisms, including bacteria, viruses, fungi, and single-celled eukaryotes. While some microbes are known as pathogens that cause infectious diseases, the vast majority play indispensable roles in ecosystems, biotechnology, and the human microbiome. This module explores microbial structure, reproduction, host interactions, and the strategies used to control microbial growth.</w:t>
       </w:r>
     </w:p>
     <w:p>
       <w:r>
-        <w:t>What is binary fission, and why does it produce genetically identical offspring (clones)?  Name one of the three ways bacteria can gain new genetic material (transformation, transduction, or conjugation) and briefly describe how it works.  Why can bacterial populations evolve rapidly compared to most animals?   Bacterial Disease and Antibiotics</w:t>
-      </w:r>
-    </w:p>
-    <w:p>
-      <w:r>
-        <w:t>Are all prokaryotes harmful? Give one example of a beneficial role that bacteria play.  What is antibiotic resistance, and how does natural selection explain why it develops?  Why is it important to finish an entire course of antibiotics, even if you feel better before the medication runs out?  What is MRSA, and why is it a concern in healthcare settings?   Viruses</w:t>
-      </w:r>
-    </w:p>
-    <w:p>
-      <w:r>
-        <w:t>List two reasons why many biologists consider viruses to be non-living.  What are the basic parts of a virus? (Hint: think about the genome and the capsid.)  In simple terms, what is the difference between the lytic cycle and the lysogenic cycle?  How do vaccines help prevent viral diseases even though they do not kill the virus directly?   Fungi</w:t>
-      </w:r>
-    </w:p>
-    <w:p>
-      <w:r>
-        <w:t>How do fungi obtain their food? Why is their method of nutrition different from both plants and animals?  Why are fungal infections harder to treat than bacterial infections?  Give one example of a cutaneous (skin) fungal infection and one example of a systemic (internal) fungal infection.  Name one important ecological role that fungi play in ecosystems.   Protists, Parasites, and Prions</w:t>
-      </w:r>
-    </w:p>
-    <w:p>
-      <w:r>
-        <w:t>What is the difference between a protozoan parasite and a helminth parasite? Give one example of each.  What is a prion, and how is it different from all other infectious agents (bacteria, viruses, fungi)?   Host Defenses</w:t>
-      </w:r>
-    </w:p>
-    <w:p>
-      <w:r>
-        <w:t>Name three first-line defenses the body uses to keep microbes out, and explain how each one works.  What are the four signs of inflammation, and why is inflammation actually helpful during an infection?   Putting It All Together</w:t>
+        <w:t>Practice Questions</w:t>
       </w:r>
     </w:p>
     <w:sectPr>

--- a/PUBLISHED/biol-8/homework/module-14-microbiology-questions.docx
+++ b/PUBLISHED/biol-8/homework/module-14-microbiology-questions.docx
@@ -3,11 +3,17 @@
 <w:document xmlns:wpc="http://schemas.microsoft.com/office/word/2010/wordprocessingCanvas" xmlns:mo="http://schemas.microsoft.com/office/mac/office/2008/main" xmlns:mc="http://schemas.openxmlformats.org/markup-compatibility/2006" xmlns:mv="urn:schemas-microsoft-com:mac:vml" xmlns:o="urn:schemas-microsoft-com:office:office" xmlns:r="http://schemas.openxmlformats.org/officeDocument/2006/relationships" xmlns:m="http://schemas.openxmlformats.org/officeDocument/2006/math" xmlns:v="urn:schemas-microsoft-com:vml" xmlns:wp14="http://schemas.microsoft.com/office/word/2010/wordprocessingDrawing" xmlns:wp="http://schemas.openxmlformats.org/drawingml/2006/wordprocessingDrawing" xmlns:w10="urn:schemas-microsoft-com:office:word" xmlns:w="http://schemas.openxmlformats.org/wordprocessingml/2006/main" xmlns:w14="http://schemas.microsoft.com/office/word/2010/wordml" xmlns:wpg="http://schemas.microsoft.com/office/word/2010/wordprocessingGroup" xmlns:wpi="http://schemas.microsoft.com/office/word/2010/wordprocessingInk" xmlns:wne="http://schemas.microsoft.com/office/word/2006/wordml" xmlns:wps="http://schemas.microsoft.com/office/word/2010/wordprocessingShape" mc:Ignorable="w14 wp14">
   <w:body>
     <w:p>
+      <w:pPr>
+        <w:pStyle w:val="Heading1"/>
+      </w:pPr>
       <w:r>
         <w:t>Module 14: Microbiology — Practice Questions</w:t>
       </w:r>
     </w:p>
     <w:p>
+      <w:pPr>
+        <w:pStyle w:val="Heading2"/>
+      </w:pPr>
       <w:r>
         <w:t>Overview</w:t>
       </w:r>
@@ -18,8 +24,107 @@
       </w:r>
     </w:p>
     <w:p>
+      <w:pPr>
+        <w:pStyle w:val="Heading2"/>
+      </w:pPr>
       <w:r>
         <w:t>Practice Questions</w:t>
+      </w:r>
+    </w:p>
+    <w:p>
+      <w:r>
+        <w:t xml:space="preserve">1. </w:t>
+      </w:r>
+      <w:r>
+        <w:t>What are the primary structural differences between prokaryotic and eukaryotic cells?</w:t>
+      </w:r>
+    </w:p>
+    <w:p>
+      <w:r>
+        <w:t xml:space="preserve">2. </w:t>
+      </w:r>
+      <w:r>
+        <w:t>How do bacteria reproduce, and what factors influence their growth rate?</w:t>
+      </w:r>
+    </w:p>
+    <w:p>
+      <w:r>
+        <w:t xml:space="preserve">3. </w:t>
+      </w:r>
+      <w:r>
+        <w:t>What are the main differences between a virus and a living cell?</w:t>
+      </w:r>
+    </w:p>
+    <w:p>
+      <w:r>
+        <w:t xml:space="preserve">4. </w:t>
+      </w:r>
+      <w:r>
+        <w:t>How do viruses infect host cells and replicate?</w:t>
+      </w:r>
+    </w:p>
+    <w:p>
+      <w:r>
+        <w:t xml:space="preserve">5. </w:t>
+      </w:r>
+      <w:r>
+        <w:t>What role does the human microbiome play in maintaining health?</w:t>
+      </w:r>
+    </w:p>
+    <w:p>
+      <w:r>
+        <w:t xml:space="preserve">6. </w:t>
+      </w:r>
+      <w:r>
+        <w:t>What are antibiotics, and why do they not work against viral infections?</w:t>
+      </w:r>
+    </w:p>
+    <w:p>
+      <w:r>
+        <w:t xml:space="preserve">7. </w:t>
+      </w:r>
+      <w:r>
+        <w:t>How does antibiotic resistance develop in bacterial populations?</w:t>
+      </w:r>
+    </w:p>
+    <w:p>
+      <w:r>
+        <w:t xml:space="preserve">8. </w:t>
+      </w:r>
+      <w:r>
+        <w:t>What are the roles of decomposer microorganisms in ecosystems?</w:t>
+      </w:r>
+    </w:p>
+    <w:p>
+      <w:r>
+        <w:t xml:space="preserve">9. </w:t>
+      </w:r>
+      <w:r>
+        <w:t>How does the immune system typically respond to an invading pathogen?</w:t>
+      </w:r>
+    </w:p>
+    <w:p>
+      <w:r>
+        <w:t xml:space="preserve">10. </w:t>
+      </w:r>
+      <w:r>
+        <w:t>What is the difference between an epidemic and a pandemic?</w:t>
+      </w:r>
+    </w:p>
+    <w:p>
+      <w:r>
+        <w:t xml:space="preserve">11. </w:t>
+      </w:r>
+      <w:r>
+        <w:t>How do vaccines help prevent infectious diseases?</w:t>
+      </w:r>
+    </w:p>
+    <w:p>
+      <w:r>
+        <w:t xml:space="preserve">12. </w:t>
+      </w:r>
+      <w:r>
+        <w:t>What methods are used to control microbial growth in food and clinical settings?</w:t>
       </w:r>
     </w:p>
     <w:sectPr>
